--- a/example_articles/us_region/Unspecified/6.us_region_Unspecified_Other_publisher.docx
+++ b/example_articles/us_region/Unspecified/6.us_region_Unspecified_Other_publisher.docx
@@ -27,17 +27,17 @@
     </w:p>
     <w:p>
       <w:r>
-        <w:t>Source File: Other publishers/Files (500) (19).DOCX</w:t>
+        <w:t>Source file: Other publishers/Files (500) (19).DOCX</w:t>
       </w:r>
     </w:p>
     <w:p>
       <w:r>
-        <w:t>Raw locations result: ['East Germany']</w:t>
+        <w:t>Raw locations result, 'locations': ['East Germany']</w:t>
       </w:r>
     </w:p>
     <w:p>
       <w:r>
-        <w:t>us_region_stand_flat (Standardized): Unspecified</w:t>
+        <w:t>Standardized locations result, 'us_region_stand_flat': Unspecified</w:t>
       </w:r>
     </w:p>
     <w:p>

--- a/example_articles/us_region/Unspecified/6.us_region_Unspecified_Other_publisher.docx
+++ b/example_articles/us_region/Unspecified/6.us_region_Unspecified_Other_publisher.docx
@@ -7,7 +7,7 @@
         <w:pStyle w:val="Heading1"/>
       </w:pPr>
       <w:r>
-        <w:t>Hugs for Kissin's U.S. piano debut</w:t>
+        <w:t>CBS hopes 'Doctor' can provide a cure</w:t>
       </w:r>
     </w:p>
     <w:p>
@@ -17,12 +17,12 @@
     </w:p>
     <w:p>
       <w:r>
-        <w:t>Date: 1990-09-21</w:t>
+        <w:t>Date: 1990-08-15</w:t>
       </w:r>
     </w:p>
     <w:p>
       <w:r>
-        <w:t>Section: LIFE; Pg. 1D</w:t>
+        <w:t>Section: LIFE; Television</w:t>
       </w:r>
     </w:p>
     <w:p>
@@ -32,7 +32,7 @@
     </w:p>
     <w:p>
       <w:r>
-        <w:t>Raw locations result, 'locations': ['East Germany']</w:t>
+        <w:t>Raw locations result, 'locations': ['NA']</w:t>
       </w:r>
     </w:p>
     <w:p>
@@ -49,31 +49,39 @@
     </w:p>
     <w:p>
       <w:r>
-        <w:t>Soviet pianist Evgeny Kissin, making his U.S. debut this week, is being compared to all the greats - Rubinstein, Horowitz, Gilels.</w:t>
+        <w:t>CBS hopes Matt Frewer will be its Mork.</w:t>
         <w:br/>
-        <w:t>Fan clubs of young girls in Japan shower him with more gifts than he can take home. He has made a dozen recordings; many are best sellers.</w:t>
+        <w:t>''We think Matt is the Robin Williams of the 1990s,'' says CBS Entertainment senior vice president Peter Tortorici. ''He's crazy, kinetic, unpredictable and unlike anyone else on TV.''</w:t>
         <w:br/>
-        <w:t>All of that, and he's only 18.</w:t>
+        <w:t>Doctor, Doctor, starring Frewer (Max Headroom and Honey, I Shrunk the Kids) as wild and crazy medicine man Mike Stratford, returns to the airwaves Monday at 8: 30 p.m. EDT/PDT with a new episode. The show has aired as a midseason replacement twice, last time out at the strange 10: 30 p.m. Monday time slot.</w:t>
         <w:br/>
-        <w:t>His U.S. concerts - including performances with the New York Philharmonic today-, Saturday and Tuesday, a Sept. 30 recital of Schumann and Liszt at Carnegie Hall that will be recorded live by RCA, and an Oct. 7 recital in Chicago - will be covered by journalists from around the world.</w:t>
+        <w:t>''The way we look at it, Doctor is a new show,'' says executive producer/creator Norman Steinberg. ''Most people have never seen us before, even though we've done 17 shows.''</w:t>
         <w:br/>
-        <w:t>But Kissin doesn't seem overwhelmed. He's been dealing with this sort of thing almost since he began playing concerts at age 10. He doesn't even worry that his best-selling recordings will create impossible expectations. ''It's a wonderful stimulus,'' he says dryly.</w:t>
+        <w:t>Back for fall, the Doctor will air on Mondays for three weeks - two new episodes and one repeat - and move to Wednesdays at 8: 30 EDT/PDT on Sept. 19.</w:t>
         <w:br/>
-        <w:t>Kissin knows he's good, but he doesn't take much credit for it. ''Being a concert pianist is something nature decided,'' he says in a combination of Russian and surprisingly clear English. ''It's the only thing that I can do, and it's what I like.''</w:t>
+        <w:t>Ahead for this season:</w:t>
         <w:br/>
-        <w:t>Though confident at the keyboard, the lanky teen-ager is shy and a little awkward when away from it, which isn't often. With his touring and studies at Moscow's Gnesin Music Institute, his life is music.</w:t>
+        <w:t>- The partnership Stratford is in - he has three slightly saner</w:t>
         <w:br/>
-        <w:t>Scott Joplin rags are as light as his recreational playing gets. Aside from his eccentric taste for exotic food (he recently tried alligator), even his non-musical hobbies - reading Russian classics and playing chess - are pretty serious.</w:t>
+        <w:t>services on television and putting an espresso bar in the waiting room. Stratford is dead set against it.</w:t>
         <w:br/>
-        <w:t>You'd think he might be envious of kids with less reponsibility. ''No, it's vice versa,'' Kissin says. ''They envy me!''</w:t>
+        <w:t>- The crazy doc gets a girlfriend. He'll start dating his yuppie colleague's sister, Leona, a psychiatrist who takes an office in their complex. The mother of an 8-year-old girl, she's just broken up with her husband and is totally neurotic over it.</w:t>
         <w:br/>
-        <w:t>He admits that can be a barrier to making friends, but only a small one: Having grown up in a working-class household (his father is an engineer), Kissin is unpretentious.</w:t>
+        <w:t>''We wanted to show another side of him, and see him interacting with the kid,'' says Doctor, Doctor co-executive producer David Frankel.</w:t>
         <w:br/>
-        <w:t>He has little interest in taking all of the career opportunities he has. He could easily play 100 engagements a year but keeps it to 25. ''Who wants to play so much?'' he says. ''One concert would be repeating the other. I would not be able to say anything new with each performance.''</w:t>
+        <w:t>- Stratford will be hit with a malpractice suit.</w:t>
         <w:br/>
-        <w:t>Soviet food shortages are an enticement to tour abroad. Shopping bags from the super-deli Zabar's stand in the corner of his hotel room.</w:t>
+        <w:t>Designed as an adult comedy, Doctor is now being paired with the new Lenny, a sitcom about a working-class family, in the so-called family hour.</w:t>
         <w:br/>
-        <w:t>But Kissin is excited by the upheaval in Soviet life. ''There were a few lost generations - when people lived by the book. But my generation will not be lost. I feel very special to be in the midst of this.''</w:t>
+        <w:t>CBS hopes Frewer's zaniness will appeal to kids and adults.</w:t>
+        <w:br/>
+        <w:t>Even though they're looking to attract kids, Steinberg isn't making major creative changes.</w:t>
+        <w:br/>
+        <w:t>Stratford's brother happens to be gay, and that's not going to change. ''We deal openly with his lifestyle, because how can you ignore a fact of life?''</w:t>
+        <w:br/>
+        <w:t>The show won accolades from gay groups for an episode last season about homophobia.</w:t>
+        <w:br/>
+        <w:t>Steinberg attributes the show's strength to Frewer. ''TV is a personality medium, and people like Matt. Besides that, we take stories that have been done before, but always with a different take. It's skewed, and then Matt adds his particular brand of zaniness.''</w:t>
         <w:br/>
         <w:br/>
         <w:t>Graphic</w:t>
@@ -81,7 +89,11 @@
         <w:br/>
         <w:t xml:space="preserve"> </w:t>
         <w:br/>
-        <w:t>PHOTO; color, Hanya Chlala (Evgeny Kissin)</w:t>
+        <w:t>PHOTO; b/w (Matt Frewer)</w:t>
+        <w:br/>
+        <w:t xml:space="preserve"> </w:t>
+        <w:br/>
+        <w:t>CUTLINE: FREWER: 'Doctor, Doctor' banks on his comedic talents.</w:t>
       </w:r>
     </w:p>
     <w:sectPr>

--- a/example_articles/us_region/Unspecified/6.us_region_Unspecified_Other_publisher.docx
+++ b/example_articles/us_region/Unspecified/6.us_region_Unspecified_Other_publisher.docx
@@ -7,7 +7,7 @@
         <w:pStyle w:val="Heading1"/>
       </w:pPr>
       <w:r>
-        <w:t>CBS hopes 'Doctor' can provide a cure</w:t>
+        <w:t>TALK-SHOW HOST BRIMS WITH ENTHUSIASM</w:t>
       </w:r>
     </w:p>
     <w:p>
@@ -17,17 +17,17 @@
     </w:p>
     <w:p>
       <w:r>
-        <w:t>Date: 1990-08-15</w:t>
+        <w:t>Date: 2003-01-09</w:t>
       </w:r>
     </w:p>
     <w:p>
       <w:r>
-        <w:t>Section: LIFE; Television</w:t>
+        <w:t>Section: ARTS &amp; ENTERTAINMENT,; TUNED IN</w:t>
       </w:r>
     </w:p>
     <w:p>
       <w:r>
-        <w:t>Source file: Other publishers/Files (500) (19).DOCX</w:t>
+        <w:t>Source file: Other publishers/Files (500) (26).DOCX</w:t>
       </w:r>
     </w:p>
     <w:p>
@@ -49,39 +49,71 @@
     </w:p>
     <w:p>
       <w:r>
-        <w:t>CBS hopes Matt Frewer will be its Mork.</w:t>
+        <w:t>Watching "The Michael Essany Show" (March 2, E! Entertainment Television), it's easy to admire Essany's precocious nature. Not too many people begin hosting a weekly cable access talk show from their living room at age 15. Fewer actually succeed in booking celebrity guests (Ray Romano, Kevin Bacon, Katie Couric, former President Gerald Ford), particularly for a show that originates from Valparaiso, Ind.</w:t>
         <w:br/>
-        <w:t>''We think Matt is the Robin Williams of the 1990s,'' says CBS Entertainment senior vice president Peter Tortorici. ''He's crazy, kinetic, unpredictable and unlike anyone else on TV.''</w:t>
+        <w:t xml:space="preserve"> He seems full of himself, but E!'s behind-the-scenes look at Essany's efforts to prepare each week's program has sweet touches. Essany's parents run the cameras, prepare food for the guests and unequivocally support their son and his obsession.</w:t>
         <w:br/>
-        <w:t>Doctor, Doctor, starring Frewer (Max Headroom and Honey, I Shrunk the Kids) as wild and crazy medicine man Mike Stratford, returns to the airwaves Monday at 8: 30 p.m. EDT/PDT with a new episode. The show has aired as a midseason replacement twice, last time out at the strange 10: 30 p.m. Monday time slot.</w:t>
+        <w:t>Now 20 and a college freshman who never got around to obtaining his driver's license, Essany's show benefits greatly from editing. There's more to it than just him, and it's not the freak circus that "The Anna Nicole Show" was from its earliest moments.</w:t>
         <w:br/>
-        <w:t>''The way we look at it, Doctor is a new show,'' says executive producer/creator Norman Steinberg. ''Most people have never seen us before, even though we've done 17 shows.''</w:t>
+        <w:t xml:space="preserve"> But during a press conference with Essany, the whole concept became a little peculiar. The guy lives and breathes talk-show ambition.</w:t>
         <w:br/>
-        <w:t>Back for fall, the Doctor will air on Mondays for three weeks - two new episodes and one repeat - and move to Wednesdays at 8: 30 EDT/PDT on Sept. 19.</w:t>
+        <w:t xml:space="preserve"> "I must admit, I feel 35 years old," Essany said. "When someone makes me aware of my age, I'm kind of surprised."</w:t>
         <w:br/>
-        <w:t>Ahead for this season:</w:t>
+        <w:t xml:space="preserve"> Essany claims not to have watched much TV as a child, but he speaks in the language of a seasoned Hollywood veteran, dodging questions about stars who have stiffed him and speaking like a talk-show sage.</w:t>
         <w:br/>
-        <w:t>- The partnership Stratford is in - he has three slightly saner</w:t>
+        <w:t xml:space="preserve"> "If you have an A-list celebrity or someone who is just coming up and a host who's blaming a bad show on not getting good guests, it's not the guest's fault, it's the host," Essany said. "I don't believe there's any excuse for a bad interview. If you have a bad guest, then the host should step in and do something."</w:t>
         <w:br/>
-        <w:t>services on television and putting an espresso bar in the waiting room. Stratford is dead set against it.</w:t>
+        <w:t xml:space="preserve"> It's great to have a dream, but Essany takes his "career" as a talk show host with the utmost earnestness.</w:t>
         <w:br/>
-        <w:t>- The crazy doc gets a girlfriend. He'll start dating his yuppie colleague's sister, Leona, a psychiatrist who takes an office in their complex. The mother of an 8-year-old girl, she's just broken up with her husband and is totally neurotic over it.</w:t>
+        <w:t xml:space="preserve"> "I had Ed McMahon as my first guest and he gave me a gem of advice that I have not forgotten and I think about every single interview," Essany said. "He said so many hosts make the mistake of not realizing that the next question is in the last answer. … I like to have a conversation, not an interview with somebody."</w:t>
         <w:br/>
-        <w:t>''We wanted to show another side of him, and see him interacting with the kid,'' says Doctor, Doctor co-executive producer David Frankel.</w:t>
+        <w:t xml:space="preserve"> Essany takes himself seriously, but every now and then there's a brief hint of self-deprecation. When a reporter mistakenly says the talk show originates from his basement, Essany is quick to respond.</w:t>
         <w:br/>
-        <w:t>- Stratford will be hit with a malpractice suit.</w:t>
+        <w:t xml:space="preserve"> "It's the living room," he said. "The basement would be crazy."</w:t>
         <w:br/>
-        <w:t>Designed as an adult comedy, Doctor is now being paired with the new Lenny, a sitcom about a working-class family, in the so-called family hour.</w:t>
+        <w:t xml:space="preserve"> Maher's return</w:t>
         <w:br/>
-        <w:t>CBS hopes Frewer's zaniness will appeal to kids and adults.</w:t>
+        <w:t xml:space="preserve"> Bill Maher, who saw his "Politically Incorrect" canceled last year by ABC, returns with a new weekly HBO series. The 20-episode, hourlong "Real Time With Bill Maher" will air live at 11:30 p.m. Fridays beginning Feb. 21.</w:t>
         <w:br/>
-        <w:t>Even though they're looking to attract kids, Steinberg isn't making major creative changes.</w:t>
+        <w:t xml:space="preserve"> "This is an end-of-the-week kind of wrap-up show," Maher said. "We really wanted to be able to be up to the minute and the Bush administration usually releases bad information on a Friday afternoon, so when they do, I would like to be there to nail their [expletive for rear end]."</w:t>
         <w:br/>
-        <w:t>Stratford's brother happens to be gay, and that's not going to change. ''We deal openly with his lifestyle, because how can you ignore a fact of life?''</w:t>
+        <w:t xml:space="preserve"> "Real Time" will have a panel element, similar to "Politically Incorrect," but only with three guests, who will be drawn from a pool of about eight regular commentators.</w:t>
         <w:br/>
-        <w:t>The show won accolades from gay groups for an episode last season about homophobia.</w:t>
+        <w:t xml:space="preserve"> "I'm at the point in my life where I just want to talk to the A-team," Maher said. "Not that I don't love Carrot Top and not that you didn't all enjoy him on the subject of gun control."</w:t>
         <w:br/>
-        <w:t>Steinberg attributes the show's strength to Frewer. ''TV is a personality medium, and people like Matt. Besides that, we take stories that have been done before, but always with a different take. It's skewed, and then Matt adds his particular brand of zaniness.''</w:t>
+        <w:t xml:space="preserve"> HBO series news</w:t>
+        <w:br/>
+        <w:t xml:space="preserve"> "Six Feet Under" returns for its third season March 2 … "The Wire" has been renewed for a second season to air this summer. This year the show will look at the decline of the working class, focusing on the Baltimore waterfront and its unions … HBO has ordered an hourlong, 13-episode Western from producer David Milch ("NYPD Blue"). Set to air in 2004, "Deadwood" stars Timothy Olyphant as a former marshal turned merchant, Keith Carradine as Wild Bill Hickok and Ian McShane as the brutal owner of a saloon … "Sex and the City" begins production March 31 for its 20-episode final season, set to premiere in June … "Oz" will end with a 100-minute episode Feb. 23.</w:t>
+        <w:br/>
+        <w:t xml:space="preserve"> Miller back on HBO</w:t>
+        <w:br/>
+        <w:t xml:space="preserve"> Dennis Miller, whose "Dennis Miller Live" ended its run in August, will tape a new stand-up special in Chicago in February to debut on HBO in April.</w:t>
+        <w:br/>
+        <w:t xml:space="preserve"> Ellen DeGeneres will also get a new stand-up special, set to air in June.</w:t>
+        <w:br/>
+        <w:t xml:space="preserve"> Reeve to 'Smallville'</w:t>
+        <w:br/>
+        <w:t xml:space="preserve"> Christopher Reeve, star of the 1978 "Superman" movie and its sequels, will appear on a February sweeps episode of The WB's young Superman show "Smallville" as a scientist who helps Clark Kent learn more about his mysterious origins.</w:t>
+        <w:br/>
+        <w:t xml:space="preserve"> The new AMC</w:t>
+        <w:br/>
+        <w:t xml:space="preserve"> Plenty of viewers have complained to me about the new direction of AMC, which no longer stands for American Movie Classics. The network added commercials and started to air more recent movies that are anything but "classic" ("Halloween 5" is scheduled to air Friday night).</w:t>
+        <w:br/>
+        <w:t xml:space="preserve"> All these changes are part of AMC's attempt to draw advertiser-coveted younger viewers, the mantra of all networks.</w:t>
+        <w:br/>
+        <w:t xml:space="preserve"> "We're looking toward the future, we're looking to grow our audience," said AMC general manager Noreen O'Loughlin. "We are a network for movie lovers, but we're looking to expand our programming and really intrigue people with entertainment about movies and about the world of movies for movie lovers."</w:t>
+        <w:br/>
+        <w:t xml:space="preserve"> Now bearing the slogan "TV for movie people," the network will continue to mutate, continuing to be a basic cable movie network while building a night of television programming. That includes the documentary about reality show stars, another documentary about "Gay Hollywood" and a stop-motion series, "The Wrong Coast," that parodies movies, television and pop culture.</w:t>
+        <w:br/>
+        <w:t xml:space="preserve"> "Shows like these provide signature and definition immediately to a network in a way that our slate of movies cannot do on their own," said Rob Sorcher, AMC senior vice president of programming and production. "This is what's going to lead us into people coming en masse to AMC."</w:t>
+        <w:br/>
+        <w:t xml:space="preserve"> And lead disgruntled AMC viewers, en masse, to Turner Classic Movies.</w:t>
+        <w:br/>
+        <w:br/>
+        <w:t>Notes</w:t>
+        <w:br/>
+        <w:br/>
+        <w:t xml:space="preserve">Post-Gazette TV editor Rob Owen is attending the Television Critics Association winter press tour. You can reach him at 412-263-2582 or rowen@post-gazette.com.  </w:t>
         <w:br/>
         <w:br/>
         <w:t>Graphic</w:t>
@@ -89,11 +121,9 @@
         <w:br/>
         <w:t xml:space="preserve"> </w:t>
         <w:br/>
-        <w:t>PHOTO; b/w (Matt Frewer)</w:t>
+        <w:t xml:space="preserve">Photo: Michael Essany's mother, Tina, applies make-up before he starts his talk show, which is filmed in his parents' living room in their Valparaiso, Ind., home. </w:t>
         <w:br/>
-        <w:t xml:space="preserve"> </w:t>
-        <w:br/>
-        <w:t>CUTLINE: FREWER: 'Doctor, Doctor' banks on his comedic talents.</w:t>
+        <w:t xml:space="preserve"> Photo: Pittsburgh native Dennis Miller returns to HBO with a stand-up comedy special.</w:t>
       </w:r>
     </w:p>
     <w:sectPr>
